--- a/Masterarbeit/Einspeicherung/Handbuch_Einspeicherung.docx
+++ b/Masterarbeit/Einspeicherung/Handbuch_Einspeicherung.docx
@@ -5702,8 +5702,7 @@
         <w:ind w:left="340" w:hanging="227"/>
       </w:pPr>
       <w:r>
-        <w:lastRenderedPageBreak/>
-        <w:t>– Reihenfolge zum Neurechnen: 01 → 02 → 03_S1 → 03_S2 → 04. Kein Skript liest Ergebnisse eines anderen; die Reihenfolge folgt nur der Logik der Arbeit.</w:t>
+        <w:t>– Reihenfolge zum Neurechnen: 01 → 02 → 03 (Stoffmodell) → 03_S1 → 03_S2 → 04. Kein Skript liest Ergebnisse eines anderen; die Reihenfolge folgt nur der Logik der Arbeit.</w:t>
       </w:r>
     </w:p>
     <w:p>
@@ -5712,7 +5711,7 @@
         <w:ind w:left="340" w:hanging="227"/>
       </w:pPr>
       <w:r>
-        <w:t>– Laufzeit auf diesem Rechner: Clean_CO2 je wenige Sekunden; gemisch_worstcase.py 2 s, 01 3 s, 03_S1 etwa 25 s (Gassäule mit PT-Flash in 600 Schritten), 03_S2 etwa 10 s, 04 etwa 2 min (fünf Wege, Sensitivitäten).</w:t>
+        <w:t>– Laufzeit auf diesem Rechner: Clean_CO2 je wenige Sekunden; gemisch_worstcase.py 2 s, 01 3 s, 03 (Stoffmodell) 6 s, 03_S1 etwa 25 s (Gassäule mit PT-Flash in 600 Schritten), 03_S2 etwa 10 s, 04 etwa 2 min (fünf Wege, Sensitivitäten).</w:t>
       </w:r>
     </w:p>
     <w:p>
@@ -13856,6 +13855,17 @@
     </w:p>
     <w:p>
       <w:pPr>
+        <w:pStyle w:val="SourceCode"/>
+        <w:shd w:val="clear" w:color="auto" w:fill="F2F2F2"/>
+        <w:spacing w:after="0"/>
+        <w:ind w:left="170"/>
+      </w:pPr>
+      <w:r>
+        <w:t>gemisch_worstcase.py ──► Stoffmodell/03_abgrenzung_spurenstoffe.py</w:t>
+      </w:r>
+    </w:p>
+    <w:p>
+      <w:pPr>
         <w:pStyle w:val="Compact"/>
         <w:spacing w:after="40"/>
       </w:pPr>
@@ -19468,6 +19478,73 @@
     </w:p>
     <w:p>
       <w:pPr>
+        <w:pStyle w:val="berschrift2"/>
+      </w:pPr>
+      <w:bookmarkStart w:id="39" w:name="_Toc242105168"/>
+      <w:r>
+        <w:t>8.7</w:t>
+        <w:tab/>
+        <w:t>Stoffmodell/03_abgrenzung_spurenstoffe.py</w:t>
+      </w:r>
+      <w:bookmarkEnd w:id="39"/>
+    </w:p>
+    <w:p>
+      <w:pPr>
+        <w:pStyle w:val="FirstParagraph"/>
+      </w:pPr>
+      <w:r>
+        <w:rPr>
+          <w:b/>
+        </w:rPr>
+        <w:t>Frage: Dürfen die Spurenstoffe im ppm-Bereich im Stoffmodell fehlen? Das Skript belegt die Abgrenzung mit drei Prüfungen; Ergebnisse und Einordnung stehen in der Dokumentation Stoffmodelle und Validierung, Kap. 10. Ablauf:</w:t>
+      </w:r>
+    </w:p>
+    <w:p>
+      <w:pPr>
+        <w:pStyle w:val="Compact"/>
+        <w:ind w:left="397" w:hanging="283"/>
+      </w:pPr>
+      <w:r>
+        <w:t>1. Darstellbarkeit: Für 20 Spurenstoffe prüft PropsSI("M", name), ob der Reinstoff in HEOS existiert, und ein QT-Flash des Paars CO₂ + Stoff (100 ppm, 0 °C), ob das Binärpaar hinterlegt ist. Ergebnis: 10 von 20 rechenbar.</w:t>
+      </w:r>
+    </w:p>
+    <w:p>
+      <w:pPr>
+        <w:pStyle w:val="Compact"/>
+        <w:ind w:left="397" w:hanging="283"/>
+      </w:pPr>
+      <w:r>
+        <w:t>2. Vergleich 6 gegen 9 Komponenten: molanteile() hängt H₂O 30, O₂ 40 und H₂S 5 ppm-mol an die Zusammensetzung aus gemisch_worstcase an und normiert auf 1; p_sat() rechnet Blasendruck (Q = 0) und Taudruck (Q = 1) per QT-Flash zwischen −50 und +15 °C. Größte Abweichung 0,0254 bar gegen ± 3 bar Modellunsicherheit.</w:t>
+      </w:r>
+    </w:p>
+    <w:p>
+      <w:pPr>
+        <w:pStyle w:val="Compact"/>
+        <w:ind w:left="397" w:hanging="283"/>
+      </w:pPr>
+      <w:r>
+        <w:t>3. Gegenprobe Kohlenwasserstoffe: taupunkt() rechnet per PQ-Flash den Taupunkt bei 30 bar mit n-Butan und n-Decan in 1200 ppm-mol und 1 mol-%.</w:t>
+      </w:r>
+    </w:p>
+    <w:p>
+      <w:pPr>
+        <w:pStyle w:val="Compact"/>
+        <w:ind w:left="397" w:hanging="283"/>
+      </w:pPr>
+      <w:r>
+        <w:t>4. Abbildung abb_abgrenzung_spurenstoffe.png: Zweiphasengebiet mit sechs und mit neun Komponenten, Achsen wie 01. Ergebnisse in abgrenzung_spurenstoffe.json.</w:t>
+      </w:r>
+    </w:p>
+    <w:p>
+      <w:pPr>
+        <w:pStyle w:val="Textkrper"/>
+      </w:pPr>
+      <w:r>
+        <w:t>Der QT-Flash versagt für beide Gemische oberhalb von 18 °C, rund 10 K unter dem kritischen Punkt. Die Kurve des Sechskomponentengemischs stammt deshalb aus phasengrenze(), das dort auf die Punkte von build_phase_envelope umschaltet. Für das Neunkomponentengemisch bricht build_phase_envelope ab, dort bleibt nur der Flash. Das Skript braucht keine zusätzlichen Pakete.</w:t>
+      </w:r>
+    </w:p>
+    <w:p>
+      <w:pPr>
         <w:pStyle w:val="berschrift1"/>
       </w:pPr>
       <w:bookmarkStart w:id="40" w:name="_Toc242105169"/>
@@ -19772,6 +19849,43 @@
               <w:rPr>
                 <w:sz w:val="17"/>
               </w:rPr>
+              <w:t>Spurenstoffe im ppm-Bereich (Kap. 8.7)</w:t>
+            </w:r>
+          </w:p>
+        </w:tc>
+        <w:tc>
+          <w:tcPr>
+            <w:tcW w:w="5896" w:type="dxa"/>
+          </w:tcPr>
+          <w:p>
+            <w:pPr>
+              <w:pStyle w:val="Compact"/>
+            </w:pPr>
+            <w:r>
+              <w:rPr>
+                <w:sz w:val="17"/>
+              </w:rPr>
+              <w:t>Verschiebung der Phasengrenze ≤ 0,025 bar gegen ± 3 bar; 10 von 20 Stoffen in CoolProp nicht darstellbar → deklariert, nicht gerechnet</w:t>
+            </w:r>
+          </w:p>
+        </w:tc>
+      </w:tr>
+      <w:tr>
+        <w:trPr>
+          <w:jc w:val="center"/>
+        </w:trPr>
+        <w:tc>
+          <w:tcPr>
+            <w:tcW w:w="3175" w:type="dxa"/>
+          </w:tcPr>
+          <w:p>
+            <w:pPr>
+              <w:pStyle w:val="Compact"/>
+            </w:pPr>
+            <w:r>
+              <w:rPr>
+                <w:sz w:val="17"/>
+              </w:rPr>
               <w:t>Excel-Mappe gegen Skripte 03_S1 / 03_S2</w:t>
             </w:r>
           </w:p>
@@ -19851,7 +19965,7 @@
         <w:ind w:left="340" w:hanging="227"/>
       </w:pPr>
       <w:r>
-        <w:t>– Kein Wasser, keine Spurenstoffe (H₂O, O₂, H₂S, SOx, NOx): freies Wasser, Hydrate und Korrosion sind mit diesem Modell nicht bewertbar – dafür braucht es ein Modell wie in Aspen HYSYS (Ausspeicherpfad).</w:t>
+        <w:t>– Kein Wasser, keine Spurenstoffe (H₂O, O₂, H₂S, SOx, NOx): freies Wasser, Hydrate und Korrosion sind mit diesem Modell nicht bewertbar – dafür braucht es ein Modell wie in Aspen HYSYS (Ausspeicherpfad). Abgrenzung belegt in Kap. 8.7 und in der Dokumentation Stoffmodelle und Validierung, Kap. 10.</w:t>
       </w:r>
     </w:p>
     <w:p>
@@ -19965,7 +20079,7 @@
         <w:ind w:left="340" w:hanging="227"/>
       </w:pPr>
       <w:r>
-        <w:t>– Quelle für 1 % Argon (Oxyfuel) oder als eigene Annahme stehen lassen; Mindestabstand 3 bar mit Uniper abstimmen.</w:t>
+        <w:t>– Quelle für 1 % Argon (Oxyfuel) oder als eigene Annahme stehen lassen; Mindestabstand 3 bar mit Uniper abstimmen. Argon erledigt: eigene Annahme, begründet in der Dokumentation Stoffmodelle und Validierung, Abschnitt 5.1.</w:t>
       </w:r>
     </w:p>
     <w:p>
@@ -19975,6 +20089,24 @@
       </w:pPr>
       <w:r>
         <w:t>– Clean_CO2: abb_gassaeule.png ohne erzeugendes Skript – löschen oder als Archiv kennzeichnen.</w:t>
+      </w:r>
+    </w:p>
+    <w:p>
+      <w:pPr>
+        <w:pStyle w:val="Compact"/>
+        <w:ind w:left="340" w:hanging="227"/>
+      </w:pPr>
+      <w:r>
+        <w:t>– H₂S-Grenzwert in ISO 27913 Tabelle A.2 [Q-040] am PDF prüfen (Textextraktion liest 55 ppm-mol, Gesamtschwefel 50 ppm-mol).</w:t>
+      </w:r>
+    </w:p>
+    <w:p>
+      <w:pPr>
+        <w:pStyle w:val="Compact"/>
+        <w:ind w:left="340" w:hanging="227"/>
+      </w:pPr>
+      <w:r>
+        <w:t>– Konservativität des Worst Case für die Verdichterarbeit gegenrechnen; ein schwereres Gemisch könnte dort ungünstiger sein.</w:t>
       </w:r>
     </w:p>
     <w:p>
